--- a/aws/parquet.docx
+++ b/aws/parquet.docx
@@ -39,7 +39,15 @@
         <w:pStyle w:val="font-claude-response-body"/>
       </w:pPr>
       <w:r>
-        <w:t xml:space="preserve">Parquet also stores a schema and data types with the file itself: integers, floats, dates, booleans, nested structures, and so on are all preserved exactly. CSV is just text, so every reader </w:t>
+        <w:t xml:space="preserve">Parquet also stores a schema and data types with the file itself: integers, floats, dates, </w:t>
+      </w:r>
+      <w:proofErr w:type="spellStart"/>
+      <w:r>
+        <w:t>booleans</w:t>
+      </w:r>
+      <w:proofErr w:type="spellEnd"/>
+      <w:r>
+        <w:t xml:space="preserve">, nested structures, and so on are all preserved exactly. CSV is just text, so every reader </w:t>
       </w:r>
       <w:proofErr w:type="gramStart"/>
       <w:r>
@@ -63,7 +71,23 @@
       </w:r>
       <w:proofErr w:type="gramEnd"/>
       <w:r>
-        <w:t xml:space="preserve"> query engines (Spark, DuckDB, Athena, BigQuery, etc.) skip entire chunks of data that can't match a filter, something CSV can't support since it has no internal structure to exploit. Reading and writing Parquet is also generally faster for large datasets because of this predicate pushdown plus the reduced I/O from columnar access and compression.</w:t>
+        <w:t xml:space="preserve"> query engines (Spark, </w:t>
+      </w:r>
+      <w:proofErr w:type="spellStart"/>
+      <w:r>
+        <w:t>DuckDB</w:t>
+      </w:r>
+      <w:proofErr w:type="spellEnd"/>
+      <w:r>
+        <w:t xml:space="preserve">, Athena, </w:t>
+      </w:r>
+      <w:proofErr w:type="spellStart"/>
+      <w:r>
+        <w:t>BigQuery</w:t>
+      </w:r>
+      <w:proofErr w:type="spellEnd"/>
+      <w:r>
+        <w:t>, etc.) skip entire chunks of data that can't match a filter, something CSV can't support since it has no internal structure to exploit. Reading and writing Parquet is also generally faster for large datasets because of this predicate pushdown plus the reduced I/O from columnar access and compression.</w:t>
       </w:r>
     </w:p>
     <w:p>
@@ -71,7 +95,15 @@
         <w:pStyle w:val="font-claude-response-body"/>
       </w:pPr>
       <w:r>
-        <w:t>The tradeoffs worth knowing: Parquet isn't human-readable in a text editor, it requires a library to read/write (pandas, pyarrow, Spark, etc., rather than any text tool), and for very small datasets or simple one-off exports, CSV's simplicity and universal compatibility can still be the more practical choice.</w:t>
+        <w:t xml:space="preserve">The tradeoffs worth knowing: Parquet isn't human-readable in a text editor, it requires a library to read/write (pandas, </w:t>
+      </w:r>
+      <w:proofErr w:type="spellStart"/>
+      <w:r>
+        <w:t>pyarrow</w:t>
+      </w:r>
+      <w:proofErr w:type="spellEnd"/>
+      <w:r>
+        <w:t>, Spark, etc., rather than any text tool), and for very small datasets or simple one-off exports, CSV's simplicity and universal compatibility can still be the more practical choice.</w:t>
       </w:r>
     </w:p>
     <w:p>
@@ -182,7 +214,27 @@
           <w:kern w:val="0"/>
           <w14:ligatures w14:val="none"/>
         </w:rPr>
-        <w:t>Parquet supports various compression codecs, such as Snappy, Gzip, and LZO. This feature can significantly reduce the storage footprint of the data.</w:t>
+        <w:t xml:space="preserve">Parquet supports various compression codecs, such as Snappy, </w:t>
+      </w:r>
+      <w:proofErr w:type="spellStart"/>
+      <w:r>
+        <w:rPr>
+          <w:rFonts w:ascii="inherit" w:eastAsia="Times New Roman" w:hAnsi="inherit" w:cs="Noto Sans Myanmar"/>
+          <w:color w:val="000000"/>
+          <w:kern w:val="0"/>
+          <w14:ligatures w14:val="none"/>
+        </w:rPr>
+        <w:t>Gzip</w:t>
+      </w:r>
+      <w:proofErr w:type="spellEnd"/>
+      <w:r>
+        <w:rPr>
+          <w:rFonts w:ascii="inherit" w:eastAsia="Times New Roman" w:hAnsi="inherit" w:cs="Noto Sans Myanmar"/>
+          <w:color w:val="000000"/>
+          <w:kern w:val="0"/>
+          <w14:ligatures w14:val="none"/>
+        </w:rPr>
+        <w:t>, and LZO. This feature can significantly reduce the storage footprint of the data.</w:t>
       </w:r>
     </w:p>
     <w:p>
@@ -274,7 +326,25 @@
           <w:shd w:val="clear" w:color="auto" w:fill="FFFFFF"/>
         </w:rPr>
         <w:lastRenderedPageBreak/>
-        <w:t>When denormalizing data, it's essential to consider factors such as data volume, query patterns, and performance requirements. Denormalization can significantly improve query performance by reducing the need for complex joins and minimizing the amount of data scanned during queries. However, it can also result in data duplication and increased storage requirements.</w:t>
+        <w:t xml:space="preserve">When </w:t>
+      </w:r>
+      <w:proofErr w:type="spellStart"/>
+      <w:r>
+        <w:rPr>
+          <w:rFonts w:ascii="Noto Sans Myanmar" w:hAnsi="Noto Sans Myanmar" w:cs="Noto Sans Myanmar"/>
+          <w:color w:val="000000"/>
+          <w:shd w:val="clear" w:color="auto" w:fill="FFFFFF"/>
+        </w:rPr>
+        <w:t>denormalizing</w:t>
+      </w:r>
+      <w:proofErr w:type="spellEnd"/>
+      <w:r>
+        <w:rPr>
+          <w:rFonts w:ascii="Noto Sans Myanmar" w:hAnsi="Noto Sans Myanmar" w:cs="Noto Sans Myanmar"/>
+          <w:color w:val="000000"/>
+          <w:shd w:val="clear" w:color="auto" w:fill="FFFFFF"/>
+        </w:rPr>
+        <w:t xml:space="preserve"> data, it's essential to consider factors such as data volume, query patterns, and performance requirements. Denormalization can significantly improve query performance by reducing the need for complex joins and minimizing the amount of data scanned during queries. However, it can also result in data duplication and increased storage requirements.</w:t>
       </w:r>
     </w:p>
     <w:p>
@@ -304,7 +374,27 @@
           <w:kern w:val="0"/>
           <w14:ligatures w14:val="none"/>
         </w:rPr>
-        <w:t>The key steps in denormalizing relational data include the following:</w:t>
+        <w:t xml:space="preserve">The key steps in </w:t>
+      </w:r>
+      <w:proofErr w:type="spellStart"/>
+      <w:r>
+        <w:rPr>
+          <w:rFonts w:ascii="Noto Sans Myanmar" w:eastAsia="Times New Roman" w:hAnsi="Noto Sans Myanmar" w:cs="Noto Sans Myanmar"/>
+          <w:color w:val="000000"/>
+          <w:kern w:val="0"/>
+          <w14:ligatures w14:val="none"/>
+        </w:rPr>
+        <w:t>denormalizing</w:t>
+      </w:r>
+      <w:proofErr w:type="spellEnd"/>
+      <w:r>
+        <w:rPr>
+          <w:rFonts w:ascii="Noto Sans Myanmar" w:eastAsia="Times New Roman" w:hAnsi="Noto Sans Myanmar" w:cs="Noto Sans Myanmar"/>
+          <w:color w:val="000000"/>
+          <w:kern w:val="0"/>
+          <w14:ligatures w14:val="none"/>
+        </w:rPr>
+        <w:t xml:space="preserve"> relational data include the following:</w:t>
       </w:r>
     </w:p>
     <w:p>
@@ -663,7 +753,31 @@
           <w:szCs w:val="20"/>
           <w14:ligatures w14:val="none"/>
         </w:rPr>
-        <w:t xml:space="preserve">  order_id: int64</w:t>
+        <w:t xml:space="preserve">  </w:t>
+      </w:r>
+      <w:proofErr w:type="spellStart"/>
+      <w:r>
+        <w:rPr>
+          <w:rFonts w:ascii="var(--font-mono)" w:eastAsia="Times New Roman" w:hAnsi="var(--font-mono)" w:cs="Courier New"/>
+          <w:color w:val="14181F"/>
+          <w:kern w:val="0"/>
+          <w:sz w:val="20"/>
+          <w:szCs w:val="20"/>
+          <w14:ligatures w14:val="none"/>
+        </w:rPr>
+        <w:t>order_id</w:t>
+      </w:r>
+      <w:proofErr w:type="spellEnd"/>
+      <w:r>
+        <w:rPr>
+          <w:rFonts w:ascii="var(--font-mono)" w:eastAsia="Times New Roman" w:hAnsi="var(--font-mono)" w:cs="Courier New"/>
+          <w:color w:val="14181F"/>
+          <w:kern w:val="0"/>
+          <w:sz w:val="20"/>
+          <w:szCs w:val="20"/>
+          <w14:ligatures w14:val="none"/>
+        </w:rPr>
+        <w:t>: int64</w:t>
       </w:r>
     </w:p>
     <w:p>
@@ -768,7 +882,25 @@
           <w:kern w:val="0"/>
           <w14:ligatures w14:val="none"/>
         </w:rPr>
-        <w:t>In February, the business adds a promo system, so new files start including a discount_code column:</w:t>
+        <w:t xml:space="preserve">In February, the business adds a promo system, so new files start including a </w:t>
+      </w:r>
+      <w:proofErr w:type="spellStart"/>
+      <w:r>
+        <w:rPr>
+          <w:rFonts w:ascii="Times New Roman" w:eastAsia="Times New Roman" w:hAnsi="Times New Roman" w:cs="Times New Roman"/>
+          <w:kern w:val="0"/>
+          <w14:ligatures w14:val="none"/>
+        </w:rPr>
+        <w:t>discount_code</w:t>
+      </w:r>
+      <w:proofErr w:type="spellEnd"/>
+      <w:r>
+        <w:rPr>
+          <w:rFonts w:ascii="Times New Roman" w:eastAsia="Times New Roman" w:hAnsi="Times New Roman" w:cs="Times New Roman"/>
+          <w:kern w:val="0"/>
+          <w14:ligatures w14:val="none"/>
+        </w:rPr>
+        <w:t xml:space="preserve"> column:</w:t>
       </w:r>
     </w:p>
     <w:p>
@@ -868,7 +1000,31 @@
           <w:szCs w:val="20"/>
           <w14:ligatures w14:val="none"/>
         </w:rPr>
-        <w:t xml:space="preserve">  order_id: int64</w:t>
+        <w:t xml:space="preserve">  </w:t>
+      </w:r>
+      <w:proofErr w:type="spellStart"/>
+      <w:r>
+        <w:rPr>
+          <w:rFonts w:ascii="var(--font-mono)" w:eastAsia="Times New Roman" w:hAnsi="var(--font-mono)" w:cs="Courier New"/>
+          <w:color w:val="14181F"/>
+          <w:kern w:val="0"/>
+          <w:sz w:val="20"/>
+          <w:szCs w:val="20"/>
+          <w14:ligatures w14:val="none"/>
+        </w:rPr>
+        <w:t>order_id</w:t>
+      </w:r>
+      <w:proofErr w:type="spellEnd"/>
+      <w:r>
+        <w:rPr>
+          <w:rFonts w:ascii="var(--font-mono)" w:eastAsia="Times New Roman" w:hAnsi="var(--font-mono)" w:cs="Courier New"/>
+          <w:color w:val="14181F"/>
+          <w:kern w:val="0"/>
+          <w:sz w:val="20"/>
+          <w:szCs w:val="20"/>
+          <w14:ligatures w14:val="none"/>
+        </w:rPr>
+        <w:t>: int64</w:t>
       </w:r>
     </w:p>
     <w:p>
@@ -997,7 +1153,31 @@
           <w:szCs w:val="20"/>
           <w14:ligatures w14:val="none"/>
         </w:rPr>
-        <w:t xml:space="preserve">  discount_code: string</w:t>
+        <w:t xml:space="preserve">  </w:t>
+      </w:r>
+      <w:proofErr w:type="spellStart"/>
+      <w:r>
+        <w:rPr>
+          <w:rFonts w:ascii="var(--font-mono)" w:eastAsia="Times New Roman" w:hAnsi="var(--font-mono)" w:cs="Courier New"/>
+          <w:color w:val="14181F"/>
+          <w:kern w:val="0"/>
+          <w:sz w:val="20"/>
+          <w:szCs w:val="20"/>
+          <w14:ligatures w14:val="none"/>
+        </w:rPr>
+        <w:t>discount_code</w:t>
+      </w:r>
+      <w:proofErr w:type="spellEnd"/>
+      <w:r>
+        <w:rPr>
+          <w:rFonts w:ascii="var(--font-mono)" w:eastAsia="Times New Roman" w:hAnsi="var(--font-mono)" w:cs="Courier New"/>
+          <w:color w:val="14181F"/>
+          <w:kern w:val="0"/>
+          <w:sz w:val="20"/>
+          <w:szCs w:val="20"/>
+          <w14:ligatures w14:val="none"/>
+        </w:rPr>
+        <w:t>: string</w:t>
       </w:r>
     </w:p>
     <w:p>
@@ -1016,7 +1196,25 @@
           <w:kern w:val="0"/>
           <w14:ligatures w14:val="none"/>
         </w:rPr>
-        <w:t>Both files sit in the same folder as part of one logical "orders" dataset. When a query engine reads across both, it looks at each file's own schema and lines columns up by name. For the January file, which has no discount_code column at all, it simply fills that column with null for every row from that file. For the February file, it reads the real values. You never touched the old file, and the query still returns a consistent four-column result.</w:t>
+        <w:t xml:space="preserve">Both files sit in the same folder as part of one logical "orders" dataset. When a query engine reads across both, it looks at each file's own schema and lines columns up by name. For the January file, which has no </w:t>
+      </w:r>
+      <w:proofErr w:type="spellStart"/>
+      <w:r>
+        <w:rPr>
+          <w:rFonts w:ascii="Times New Roman" w:eastAsia="Times New Roman" w:hAnsi="Times New Roman" w:cs="Times New Roman"/>
+          <w:kern w:val="0"/>
+          <w14:ligatures w14:val="none"/>
+        </w:rPr>
+        <w:t>discount_code</w:t>
+      </w:r>
+      <w:proofErr w:type="spellEnd"/>
+      <w:r>
+        <w:rPr>
+          <w:rFonts w:ascii="Times New Roman" w:eastAsia="Times New Roman" w:hAnsi="Times New Roman" w:cs="Times New Roman"/>
+          <w:kern w:val="0"/>
+          <w14:ligatures w14:val="none"/>
+        </w:rPr>
+        <w:t xml:space="preserve"> column at all, it simply fills that column with null for every row from that file. For the February file, it reads the real values. You never touched the old file, and the query still returns a consistent four-column result.</w:t>
       </w:r>
     </w:p>
     <w:p>
@@ -1035,7 +1233,25 @@
           <w:kern w:val="0"/>
           <w14:ligatures w14:val="none"/>
         </w:rPr>
-        <w:t>A wrinkle here is that many engines don't do this reconciliation automatically unless told to, because assuming a fixed shared schema is faster. Spark, for example, requires you to explicitly set mergeSchema to true when reading a Parquet dataset with varying files, otherwise it may just use one file's schema (often the first or most recent) and ignore or error on the rest. Table formats built on top of Parquet, like Delta Lake and Iceberg, handle this more gracefully by tracking the logical schema centrally as a first-class concept, so evolution is explicit and versioned rather than inferred purely from whatever files happen to be sitting in storage.</w:t>
+        <w:t xml:space="preserve">A wrinkle here is that many engines don't do this reconciliation automatically unless told to, because assuming a fixed shared schema is faster. Spark, for example, requires you to explicitly set </w:t>
+      </w:r>
+      <w:proofErr w:type="spellStart"/>
+      <w:r>
+        <w:rPr>
+          <w:rFonts w:ascii="Times New Roman" w:eastAsia="Times New Roman" w:hAnsi="Times New Roman" w:cs="Times New Roman"/>
+          <w:kern w:val="0"/>
+          <w14:ligatures w14:val="none"/>
+        </w:rPr>
+        <w:t>mergeSchema</w:t>
+      </w:r>
+      <w:proofErr w:type="spellEnd"/>
+      <w:r>
+        <w:rPr>
+          <w:rFonts w:ascii="Times New Roman" w:eastAsia="Times New Roman" w:hAnsi="Times New Roman" w:cs="Times New Roman"/>
+          <w:kern w:val="0"/>
+          <w14:ligatures w14:val="none"/>
+        </w:rPr>
+        <w:t xml:space="preserve"> to true when reading a Parquet dataset with varying files, otherwise it may just use one file's schema (often the first or most recent) and ignore or error on the rest. Table formats built on top of Parquet, like Delta Lake and Iceberg, handle this more gracefully by tracking the logical schema centrally as a first-class concept, so evolution is explicit and versioned rather than inferred purely from whatever files happen to be sitting in storage.</w:t>
       </w:r>
     </w:p>
     <w:p>
@@ -1073,7 +1289,43 @@
           <w:kern w:val="0"/>
           <w14:ligatures w14:val="none"/>
         </w:rPr>
-        <w:t>Renaming columns is the case that trips people up. Plain Parquet matches by name, so if you rename customer to customer_name in new files, the reader sees this as one column being dropped and a new, unrelated one being added; old files show null for customer_name and new files show null for customer. To handle true renames correctly, you need field IDs, a feature Parquet supports and that Iceberg in particular relies on, where each column gets a stable numeric ID at creation time that persists even if the column name changes later, so the engine can tell "this is the same column, just relabeled" rather than treating it as drop-plus-add.</w:t>
+        <w:t xml:space="preserve">Renaming columns is the case that trips people up. Plain Parquet matches by name, so if you rename customer to </w:t>
+      </w:r>
+      <w:proofErr w:type="spellStart"/>
+      <w:r>
+        <w:rPr>
+          <w:rFonts w:ascii="Times New Roman" w:eastAsia="Times New Roman" w:hAnsi="Times New Roman" w:cs="Times New Roman"/>
+          <w:kern w:val="0"/>
+          <w14:ligatures w14:val="none"/>
+        </w:rPr>
+        <w:t>customer_name</w:t>
+      </w:r>
+      <w:proofErr w:type="spellEnd"/>
+      <w:r>
+        <w:rPr>
+          <w:rFonts w:ascii="Times New Roman" w:eastAsia="Times New Roman" w:hAnsi="Times New Roman" w:cs="Times New Roman"/>
+          <w:kern w:val="0"/>
+          <w14:ligatures w14:val="none"/>
+        </w:rPr>
+        <w:t xml:space="preserve"> in new files, the reader sees this as one column being dropped and a new, unrelated one being added; old files show null for </w:t>
+      </w:r>
+      <w:proofErr w:type="spellStart"/>
+      <w:r>
+        <w:rPr>
+          <w:rFonts w:ascii="Times New Roman" w:eastAsia="Times New Roman" w:hAnsi="Times New Roman" w:cs="Times New Roman"/>
+          <w:kern w:val="0"/>
+          <w14:ligatures w14:val="none"/>
+        </w:rPr>
+        <w:t>customer_name</w:t>
+      </w:r>
+      <w:proofErr w:type="spellEnd"/>
+      <w:r>
+        <w:rPr>
+          <w:rFonts w:ascii="Times New Roman" w:eastAsia="Times New Roman" w:hAnsi="Times New Roman" w:cs="Times New Roman"/>
+          <w:kern w:val="0"/>
+          <w14:ligatures w14:val="none"/>
+        </w:rPr>
+        <w:t xml:space="preserve"> and new files show null for customer. To handle true renames correctly, you need field IDs, a feature Parquet supports and that Iceberg in particular relies on, where each column gets a stable numeric ID at creation time that persists even if the column name changes later, so the engine can tell "this is the same column, just relabeled" rather than treating it as drop-plus-add.</w:t>
       </w:r>
     </w:p>
     <w:p>
@@ -1180,7 +1432,15 @@
       </w:pPr>
       <w:r>
         <w:lastRenderedPageBreak/>
-        <w:t>ORC and Parquet are close cousins, both columnar, both splittable, both support compression and predicate pushdown, and the honest answer is that for most general-purpose analytics workloads today the choice is more about ecosystem than raw efficiency. That said, there are real differences worth knowing.</w:t>
+        <w:t xml:space="preserve">ORC and Parquet are close cousins, both columnar, both </w:t>
+      </w:r>
+      <w:proofErr w:type="spellStart"/>
+      <w:r>
+        <w:t>splittable</w:t>
+      </w:r>
+      <w:proofErr w:type="spellEnd"/>
+      <w:r>
+        <w:t>, both support compression and predicate pushdown, and the honest answer is that for most general-purpose analytics workloads today the choice is more about ecosystem than raw efficiency. That said, there are real differences worth knowing.</w:t>
       </w:r>
     </w:p>
     <w:p>
@@ -1188,7 +1448,31 @@
         <w:pStyle w:val="font-claude-response-body"/>
       </w:pPr>
       <w:r>
-        <w:t>ORC (Optimized Row Columnar) grew up inside the Hive ecosystem and is still the more natural fit there. It tends to have an edge in a few specific situations. It has built-in, more granular indexing, with min/max statistics not just at the file level but at smaller "index stride" chunks within a stripe, plus optional bloom filters per column that you can enable explicitly. That makes point lookups and highly selective filters (like "give me the one row where user_id equals X out of a billion rows") often faster in ORC than in Parquet, because it can skip more aggressively. ORC also historically has had stronger native support for ACID transactions in Hive (insert, update, delete, merge), which matters if you're doing mutable tables directly in Hive rather than using a table format layer. And in some benchmarks, ORC's default compression (it favors Zlib/Zstd with its own encoding scheme) edges out Parquet slightly on certain highly repetitive columnar data, though this varies a lot by dataset.</w:t>
+        <w:t xml:space="preserve">ORC (Optimized Row Columnar) grew up inside the Hive ecosystem and is still the more natural fit there. It tends to have an edge in a few specific situations. It has built-in, more granular indexing, with min/max statistics not just at the file level but at smaller "index stride" chunks within a stripe, plus optional bloom filters per column that you can enable explicitly. That makes point lookups and highly selective filters (like "give me the one row where </w:t>
+      </w:r>
+      <w:proofErr w:type="spellStart"/>
+      <w:r>
+        <w:t>user_id</w:t>
+      </w:r>
+      <w:proofErr w:type="spellEnd"/>
+      <w:r>
+        <w:t xml:space="preserve"> equals X out of a billion rows") often faster in ORC than in Parquet, because it can skip more aggressively. ORC also historically has had stronger native support for ACID transactions in Hive (insert, update, delete, merge), which matters if you're doing mutable tables directly in Hive rather than using a table format layer. And in some benchmarks, ORC's default compression (it favors </w:t>
+      </w:r>
+      <w:proofErr w:type="spellStart"/>
+      <w:r>
+        <w:t>Zlib</w:t>
+      </w:r>
+      <w:proofErr w:type="spellEnd"/>
+      <w:r>
+        <w:t>/</w:t>
+      </w:r>
+      <w:proofErr w:type="spellStart"/>
+      <w:r>
+        <w:t>Zstd</w:t>
+      </w:r>
+      <w:proofErr w:type="spellEnd"/>
+      <w:r>
+        <w:t xml:space="preserve"> with its own encoding scheme) edges out Parquet slightly on certain highly repetitive columnar data, though this varies a lot by dataset.</w:t>
       </w:r>
     </w:p>
     <w:p>
@@ -1204,7 +1488,47 @@
         <w:pStyle w:val="font-claude-response-body"/>
       </w:pPr>
       <w:r>
-        <w:t>Is Parquet always more efficient than ORC? No, and it's also not always less efficient, it genuinely depends on the data shape and query pattern. Parquet tends to win on ecosystem breadth: it's the default or best-supported format in Spark, Snowflake, BigQuery, Athena, DuckDB, pandas/Arrow, and it's the format underneath both Delta Lake and Iceberg, which are where most new lakehouse architectures are standardizing. For wide analytical scans, aggregations across many columns, and general interoperability across tools written in different languages, Parquet usually has the edge simply because more engines have deeply optimized Parquet readers, and Arrow gives it a very fast in-memory bridge. For compression ratio specifically, the two are usually within a few percent of each other; whichever wins depends more on the encoding chosen (dictionary vs run-length vs delta) and the compression codec (Snappy, Zstd, Gzip) than on the container format itself.</w:t>
+        <w:t xml:space="preserve">Is Parquet always more efficient than ORC? No, and it's also not always less efficient, it genuinely depends on the data shape and query pattern. Parquet tends to win on ecosystem breadth: it's the default or best-supported format in Spark, Snowflake, </w:t>
+      </w:r>
+      <w:proofErr w:type="spellStart"/>
+      <w:r>
+        <w:t>BigQuery</w:t>
+      </w:r>
+      <w:proofErr w:type="spellEnd"/>
+      <w:r>
+        <w:t xml:space="preserve">, Athena, </w:t>
+      </w:r>
+      <w:proofErr w:type="spellStart"/>
+      <w:r>
+        <w:t>DuckDB</w:t>
+      </w:r>
+      <w:proofErr w:type="spellEnd"/>
+      <w:r>
+        <w:t xml:space="preserve">, pandas/Arrow, and it's the format underneath both Delta Lake and Iceberg, which are where most new </w:t>
+      </w:r>
+      <w:proofErr w:type="spellStart"/>
+      <w:r>
+        <w:t>lakehouse</w:t>
+      </w:r>
+      <w:proofErr w:type="spellEnd"/>
+      <w:r>
+        <w:t xml:space="preserve"> architectures are standardizing. For wide analytical scans, aggregations across many columns, and general interoperability across tools written in different languages, Parquet usually has the edge simply because more engines have deeply optimized Parquet readers, and Arrow gives it a very fast in-memory bridge. For compression ratio specifically, the two are usually within a few percent of each other; whichever wins depends more on the encoding chosen (dictionary vs run-length vs delta) and the compression codec (Snappy, </w:t>
+      </w:r>
+      <w:proofErr w:type="spellStart"/>
+      <w:r>
+        <w:t>Zstd</w:t>
+      </w:r>
+      <w:proofErr w:type="spellEnd"/>
+      <w:r>
+        <w:t xml:space="preserve">, </w:t>
+      </w:r>
+      <w:proofErr w:type="spellStart"/>
+      <w:r>
+        <w:t>Gzip</w:t>
+      </w:r>
+      <w:proofErr w:type="spellEnd"/>
+      <w:r>
+        <w:t>) than on the container format itself.</w:t>
       </w:r>
     </w:p>
     <w:p>
@@ -1212,7 +1536,15 @@
         <w:pStyle w:val="font-claude-response-body"/>
       </w:pPr>
       <w:r>
-        <w:t xml:space="preserve">Beyond those two, there are a few other formats worth knowing depending on what you're optimizing for. Avro is row-based rather than columnar, which makes it a poor fit for analytical scans but a great fit for write-heavy, schema-evolving streaming pipelines, it's the standard serialization format for Kafka messages, and it has very robust, well-defined schema evolution rules built in from the start. Feather/Arrow IPC is essentially the on-disk form of Apache Arrow's in-memory columnar format, optimized for extremely fast reads and zero-copy sharing between processes, useful for short-lived data exchange rather than long-term storage, since it doesn't compress as well as Parquet or ORC. Delta Lake and Iceberg (and Hudi) aren't file formats themselves but table formats layered on top of Parquet, adding transactions, time travel, and proper schema evolution with metadata tracking, so in practice a lot of "should I use Parquet" decisions today are really "should I use raw Parquet or Parquet wrapped in Iceberg/Delta." And for niche cases, HDF5 and NetCDF remain common in scientific and </w:t>
+        <w:t xml:space="preserve">Beyond those two, there are a few other formats worth knowing depending on what you're optimizing for. Avro is row-based rather than columnar, which makes it a poor fit for analytical scans but a great fit for write-heavy, schema-evolving streaming pipelines, it's the standard serialization format for Kafka messages, and it has very robust, well-defined schema evolution rules built in from the start. Feather/Arrow IPC is essentially the on-disk form of Apache Arrow's in-memory columnar format, optimized for extremely fast reads and zero-copy sharing between processes, useful for short-lived data exchange rather than long-term storage, since it doesn't compress as well as Parquet or ORC. Delta Lake and Iceberg (and Hudi) aren't file formats themselves but table formats layered on top of Parquet, adding transactions, time travel, and proper schema evolution with metadata tracking, so in practice a lot of "should I use Parquet" decisions today are really "should I use raw Parquet or Parquet wrapped in Iceberg/Delta." And for niche cases, HDF5 and </w:t>
+      </w:r>
+      <w:proofErr w:type="spellStart"/>
+      <w:r>
+        <w:t>NetCDF</w:t>
+      </w:r>
+      <w:proofErr w:type="spellEnd"/>
+      <w:r>
+        <w:t xml:space="preserve"> remain common in scientific and </w:t>
       </w:r>
       <w:r>
         <w:lastRenderedPageBreak/>
@@ -1234,7 +1566,61 @@
           <w:kern w:val="0"/>
           <w14:ligatures w14:val="none"/>
         </w:rPr>
-        <w:t>Apache Arrow is worth understanding on its own because it solves a different problem than Parquet or ORC. Where Parquet and ORC are on-disk storage formats, meant for compact, persistent, compressed files sitting in cloud storage or HDFS, Arrow is an in-memory columnar format, meant for how data sits in RAM while a program is actively working on it. Its main purpose is to standardize that in-memory layout across languages and engines so that Python, Java, C++, Rust, Go, and R can all represent a columnar batch of data the exact same way in memory. That matters because historically, moving data between two systems, say a Python process and a JVM-based engine, required serializing to some intermediate format and deserializing on the other side, which is slow and wasteful. If both sides speak Arrow natively, they can often hand off the same memory buffers directly, sometimes with zero copying at all. This is why Arrow has become the backbone underneath a lot of modern tools: pandas 2.0's Arrow-backed dtypes, Polars, DuckDB, PySpark's vectorized UDFs, and the Parquet readers in most engines all decode Parquet's on-disk bytes into Arrow arrays before doing any actual computation on them. Feather is essentially Arrow's in-memory layout written to disk with minimal transformation, so it's extremely fast to read and write, but it doesn't compress as well as Parquet, making it better for short-lived data exchange than long-term storage.</w:t>
+        <w:t xml:space="preserve">Apache Arrow is worth understanding on its own because it solves a different problem than Parquet or ORC. Where Parquet and ORC are on-disk storage formats, meant for compact, persistent, compressed files sitting in cloud storage or HDFS, Arrow is an in-memory columnar format, meant for how data sits in RAM while a program is actively working on it. Its main purpose is to standardize that in-memory layout across languages and engines so that Python, Java, C++, Rust, Go, and R can all represent a columnar batch of data the exact same way in memory. That matters because historically, moving data between two systems, say a Python process and a JVM-based engine, required serializing to some intermediate format and deserializing on the other side, which is slow and wasteful. If both sides speak Arrow natively, they can often hand off the same memory buffers directly, sometimes with zero copying at all. This is why Arrow has become the backbone underneath a lot of modern tools: pandas 2.0's Arrow-backed </w:t>
+      </w:r>
+      <w:proofErr w:type="spellStart"/>
+      <w:r>
+        <w:rPr>
+          <w:rFonts w:ascii="Times New Roman" w:eastAsia="Times New Roman" w:hAnsi="Times New Roman" w:cs="Times New Roman"/>
+          <w:kern w:val="0"/>
+          <w14:ligatures w14:val="none"/>
+        </w:rPr>
+        <w:t>dtypes</w:t>
+      </w:r>
+      <w:proofErr w:type="spellEnd"/>
+      <w:r>
+        <w:rPr>
+          <w:rFonts w:ascii="Times New Roman" w:eastAsia="Times New Roman" w:hAnsi="Times New Roman" w:cs="Times New Roman"/>
+          <w:kern w:val="0"/>
+          <w14:ligatures w14:val="none"/>
+        </w:rPr>
+        <w:t xml:space="preserve">, Polars, </w:t>
+      </w:r>
+      <w:proofErr w:type="spellStart"/>
+      <w:r>
+        <w:rPr>
+          <w:rFonts w:ascii="Times New Roman" w:eastAsia="Times New Roman" w:hAnsi="Times New Roman" w:cs="Times New Roman"/>
+          <w:kern w:val="0"/>
+          <w14:ligatures w14:val="none"/>
+        </w:rPr>
+        <w:t>DuckDB</w:t>
+      </w:r>
+      <w:proofErr w:type="spellEnd"/>
+      <w:r>
+        <w:rPr>
+          <w:rFonts w:ascii="Times New Roman" w:eastAsia="Times New Roman" w:hAnsi="Times New Roman" w:cs="Times New Roman"/>
+          <w:kern w:val="0"/>
+          <w14:ligatures w14:val="none"/>
+        </w:rPr>
+        <w:t xml:space="preserve">, </w:t>
+      </w:r>
+      <w:proofErr w:type="spellStart"/>
+      <w:r>
+        <w:rPr>
+          <w:rFonts w:ascii="Times New Roman" w:eastAsia="Times New Roman" w:hAnsi="Times New Roman" w:cs="Times New Roman"/>
+          <w:kern w:val="0"/>
+          <w14:ligatures w14:val="none"/>
+        </w:rPr>
+        <w:t>PySpark's</w:t>
+      </w:r>
+      <w:proofErr w:type="spellEnd"/>
+      <w:r>
+        <w:rPr>
+          <w:rFonts w:ascii="Times New Roman" w:eastAsia="Times New Roman" w:hAnsi="Times New Roman" w:cs="Times New Roman"/>
+          <w:kern w:val="0"/>
+          <w14:ligatures w14:val="none"/>
+        </w:rPr>
+        <w:t xml:space="preserve"> vectorized UDFs, and the Parquet readers in most engines all decode Parquet's on-disk bytes into Arrow arrays before doing any actual computation on them. Feather is essentially Arrow's in-memory layout written to disk with minimal transformation, so it's extremely fast to read and write, but it doesn't compress as well as Parquet, making it better for short-lived data exchange than long-term storage.</w:t>
       </w:r>
     </w:p>
     <w:p>
@@ -1517,7 +1903,31 @@
         <w:pStyle w:val="font-claude-response-body"/>
       </w:pPr>
       <w:r>
-        <w:t>Yes, this is a very common real-world pattern, though not a strict rule. A typical flow: raw data lands first as Avro (common for Kafka streams) or CSV (common for exports/dumps from source systems), then an ETL or ingestion job reads that raw data and rewrites it as Parquet, often landing it directly into an Iceberg or Delta table so it gets versioning and transactional guarantees from the moment it becomes queryable. This is the idea behind the "bronze/silver/gold" or "raw/cleaned/curated" layering you'll see in lakehouse architectures: bronze is often close to the raw Avro/CSV/JSON, silver and gold are Parquet, usually under a table format. That said, it's not universal. Sometimes Avro stays as Avro forever because it's purely a streaming transport layer that never becomes a queryable analytical table, and sometimes CSV is just a one-time export nobody converts because nobody's running repeated analytical queries against it. The conversion happens specifically when something needs to be scanned and aggregated repeatedly at scale, that's when paying the one-time cost to convert into columnar format pays off.</w:t>
+        <w:t xml:space="preserve">Yes, this is a very common real-world pattern, though not a strict rule. A typical flow: raw data lands first as Avro (common for Kafka streams) or CSV (common for exports/dumps from source systems), then an ETL or ingestion job reads that raw data and rewrites it as Parquet, often landing it directly into an Iceberg or Delta table so it gets versioning and transactional guarantees from the moment it becomes </w:t>
+      </w:r>
+      <w:proofErr w:type="spellStart"/>
+      <w:r>
+        <w:t>queryable</w:t>
+      </w:r>
+      <w:proofErr w:type="spellEnd"/>
+      <w:r>
+        <w:t xml:space="preserve">. This is the idea behind the "bronze/silver/gold" or "raw/cleaned/curated" layering you'll see in </w:t>
+      </w:r>
+      <w:proofErr w:type="spellStart"/>
+      <w:r>
+        <w:t>lakehouse</w:t>
+      </w:r>
+      <w:proofErr w:type="spellEnd"/>
+      <w:r>
+        <w:t xml:space="preserve"> architectures: bronze is often close to the raw Avro/CSV/JSON, silver and gold are Parquet, usually under a table format. That said, it's not universal. Sometimes Avro stays as Avro forever because it's purely a streaming transport layer that never becomes a </w:t>
+      </w:r>
+      <w:proofErr w:type="spellStart"/>
+      <w:r>
+        <w:t>queryable</w:t>
+      </w:r>
+      <w:proofErr w:type="spellEnd"/>
+      <w:r>
+        <w:t xml:space="preserve"> analytical table, and sometimes CSV is just a one-time export nobody converts because nobody's running repeated analytical queries against it. The conversion happens specifically when something needs to be scanned and aggregated repeatedly at scale, that's when paying the one-time cost to convert into columnar format pays off.</w:t>
       </w:r>
     </w:p>
     <w:p>
@@ -1536,7 +1946,23 @@
         <w:pStyle w:val="font-claude-response-body"/>
       </w:pPr>
       <w:r>
-        <w:t>The conversion into Arrow happens automatically inside the reader itself, it's not a step you trigger separately. When PyArrow, DuckDB, Spark's vectorized reader, or any modern Parquet/ORC reader opens a file, decoding those on-disk bytes and materializing them as an in-memory columnar structure is the read operation, and that in-memory structure is Arrow (or an Arrow-equivalent layout). So "reading a Parquet file" and "getting Arrow record batches into memory" are effectively the same event happening under the hood.</w:t>
+        <w:t xml:space="preserve">The conversion into Arrow happens automatically inside the reader itself, it's not a step you trigger separately. When </w:t>
+      </w:r>
+      <w:proofErr w:type="spellStart"/>
+      <w:r>
+        <w:t>PyArrow</w:t>
+      </w:r>
+      <w:proofErr w:type="spellEnd"/>
+      <w:r>
+        <w:t xml:space="preserve">, </w:t>
+      </w:r>
+      <w:proofErr w:type="spellStart"/>
+      <w:r>
+        <w:t>DuckDB</w:t>
+      </w:r>
+      <w:proofErr w:type="spellEnd"/>
+      <w:r>
+        <w:t>, Spark's vectorized reader, or any modern Parquet/ORC reader opens a file, decoding those on-disk bytes and materializing them as an in-memory columnar structure is the read operation, and that in-memory structure is Arrow (or an Arrow-equivalent layout). So "reading a Parquet file" and "getting Arrow record batches into memory" are effectively the same event happening under the hood.</w:t>
       </w:r>
     </w:p>
     <w:p>
@@ -1552,11 +1978,35 @@
       </w:r>
       <w:proofErr w:type="gramEnd"/>
       <w:r>
-        <w:t xml:space="preserve">, specifically minimizing the CPU cost of writing and reading. Parquet spends real computation on dictionary encoding, run-length encoding, and compression, which is worth it for long-term storage but adds overhead every time you read or write. Feather instead serializes Arrow's in-memory layout to disk with very little transformation, close to a raw memory dump, so writing and reading it is nearly as fast as a memcpy. The tradeoff is it compresses worse and produces larger files than Parquet, so it's a poor choice for a data lake or long-term warehouse table. It's consumed mainly in situations where speed between two Arrow-aware tools matters more than storage efficiency: passing a dataframe between Python and R on the same machine, checkpointing intermediate results between steps of a single </w:t>
+        <w:t xml:space="preserve">, specifically minimizing the CPU cost of writing and reading. Parquet spends real computation on dictionary encoding, run-length encoding, and compression, which is worth it for long-term storage but adds overhead every time you read or write. Feather instead serializes Arrow's in-memory layout to disk with very little transformation, close to a raw memory dump, so writing and reading it is nearly as fast as a </w:t>
+      </w:r>
+      <w:proofErr w:type="spellStart"/>
+      <w:r>
+        <w:t>memcpy</w:t>
+      </w:r>
+      <w:proofErr w:type="spellEnd"/>
+      <w:r>
+        <w:t xml:space="preserve">. The tradeoff is it compresses worse and produces larger files than Parquet, so it's a poor choice for a data lake or long-term warehouse table. It's consumed mainly in situations where speed between two Arrow-aware tools matters more than storage efficiency: passing a </w:t>
+      </w:r>
+      <w:proofErr w:type="spellStart"/>
+      <w:r>
+        <w:t>dataframe</w:t>
+      </w:r>
+      <w:proofErr w:type="spellEnd"/>
+      <w:r>
+        <w:t xml:space="preserve"> between Python and R on the same machine, checkpointing intermediate results between steps of a single </w:t>
       </w:r>
       <w:r>
         <w:lastRenderedPageBreak/>
-        <w:t>analysis pipeline so a re-run doesn't pay full Parquet encode/decode costs, or short-lived caching within a workflow. You won't typically see Snowflake, Athena, or BigQuery treating Feather as a first-class table format the way they do Parquet.</w:t>
+        <w:t xml:space="preserve">analysis pipeline so a re-run doesn't pay full Parquet encode/decode costs, or short-lived caching within a workflow. You won't typically see Snowflake, Athena, or </w:t>
+      </w:r>
+      <w:proofErr w:type="spellStart"/>
+      <w:r>
+        <w:t>BigQuery</w:t>
+      </w:r>
+      <w:proofErr w:type="spellEnd"/>
+      <w:r>
+        <w:t xml:space="preserve"> treating Feather as a first-class table format the way they do Parquet.</w:t>
       </w:r>
     </w:p>
     <w:p>
@@ -1568,8 +2018,150 @@
           <w14:ligatures w14:val="none"/>
         </w:rPr>
       </w:pPr>
-    </w:p>
-    <w:p/>
+      <w:r>
+        <w:rPr>
+          <w:rFonts w:ascii="Times New Roman" w:eastAsia="Times New Roman" w:hAnsi="Times New Roman" w:cs="Times New Roman"/>
+          <w:kern w:val="0"/>
+          <w14:ligatures w14:val="none"/>
+        </w:rPr>
+        <w:t xml:space="preserve">Refined update </w:t>
+      </w:r>
+    </w:p>
+    <w:p>
+      <w:pPr>
+        <w:shd w:val="clear" w:color="auto" w:fill="FFFFFF"/>
+        <w:spacing w:before="660" w:after="210" w:line="240" w:lineRule="auto"/>
+        <w:outlineLvl w:val="1"/>
+        <w:rPr>
+          <w:rFonts w:ascii="Segoe UI" w:eastAsia="Times New Roman" w:hAnsi="Segoe UI" w:cs="Segoe UI"/>
+          <w:b/>
+          <w:bCs/>
+          <w:color w:val="1C1F26"/>
+          <w:spacing w:val="-2"/>
+          <w:kern w:val="0"/>
+          <w14:ligatures w14:val="none"/>
+        </w:rPr>
+      </w:pPr>
+      <w:r>
+        <w:rPr>
+          <w:rFonts w:ascii="Segoe UI" w:eastAsia="Times New Roman" w:hAnsi="Segoe UI" w:cs="Segoe UI"/>
+          <w:b/>
+          <w:bCs/>
+          <w:color w:val="1C1F26"/>
+          <w:spacing w:val="-2"/>
+          <w:kern w:val="0"/>
+          <w14:ligatures w14:val="none"/>
+        </w:rPr>
+        <w:t>How they connect in a pipeline</w:t>
+      </w:r>
+    </w:p>
+    <w:p>
+      <w:pPr>
+        <w:spacing w:before="100" w:beforeAutospacing="1" w:after="100" w:afterAutospacing="1" w:line="240" w:lineRule="auto"/>
+        <w:rPr>
+          <w:rFonts w:ascii="Times New Roman" w:eastAsia="Times New Roman" w:hAnsi="Times New Roman" w:cs="Times New Roman"/>
+          <w:kern w:val="0"/>
+          <w14:ligatures w14:val="none"/>
+        </w:rPr>
+      </w:pPr>
+    </w:p>
+    <w:p>
+      <w:r>
+        <w:rPr>
+          <w:noProof/>
+        </w:rPr>
+        <w:drawing>
+          <wp:inline distT="0" distB="0" distL="0" distR="0" wp14:anchorId="0DB8172C" wp14:editId="5368D678">
+            <wp:extent cx="5943600" cy="4966970"/>
+            <wp:effectExtent l="0" t="0" r="0" b="0"/>
+            <wp:docPr id="979319422" name="Picture 4"/>
+            <wp:cNvGraphicFramePr>
+              <a:graphicFrameLocks xmlns:a="http://schemas.openxmlformats.org/drawingml/2006/main" noChangeAspect="1"/>
+            </wp:cNvGraphicFramePr>
+            <a:graphic xmlns:a="http://schemas.openxmlformats.org/drawingml/2006/main">
+              <a:graphicData uri="http://schemas.openxmlformats.org/drawingml/2006/picture">
+                <pic:pic xmlns:pic="http://schemas.openxmlformats.org/drawingml/2006/picture">
+                  <pic:nvPicPr>
+                    <pic:cNvPr id="979319422" name="Picture 979319422"/>
+                    <pic:cNvPicPr/>
+                  </pic:nvPicPr>
+                  <pic:blipFill>
+                    <a:blip r:embed="rId8">
+                      <a:extLst>
+                        <a:ext uri="{28A0092B-C50C-407E-A947-70E740481C1C}">
+                          <a14:useLocalDpi xmlns:a14="http://schemas.microsoft.com/office/drawing/2010/main" val="0"/>
+                        </a:ext>
+                      </a:extLst>
+                    </a:blip>
+                    <a:stretch>
+                      <a:fillRect/>
+                    </a:stretch>
+                  </pic:blipFill>
+                  <pic:spPr>
+                    <a:xfrm>
+                      <a:off x="0" y="0"/>
+                      <a:ext cx="5943600" cy="4966970"/>
+                    </a:xfrm>
+                    <a:prstGeom prst="rect">
+                      <a:avLst/>
+                    </a:prstGeom>
+                  </pic:spPr>
+                </pic:pic>
+              </a:graphicData>
+            </a:graphic>
+          </wp:inline>
+        </w:drawing>
+      </w:r>
+    </w:p>
+    <w:p>
+      <w:r>
+        <w:rPr>
+          <w:noProof/>
+        </w:rPr>
+        <w:lastRenderedPageBreak/>
+        <w:drawing>
+          <wp:inline distT="0" distB="0" distL="0" distR="0" wp14:anchorId="6CCFDD77" wp14:editId="3B8835BA">
+            <wp:extent cx="5943600" cy="1268095"/>
+            <wp:effectExtent l="0" t="0" r="0" b="1905"/>
+            <wp:docPr id="230481294" name="Picture 5"/>
+            <wp:cNvGraphicFramePr>
+              <a:graphicFrameLocks xmlns:a="http://schemas.openxmlformats.org/drawingml/2006/main" noChangeAspect="1"/>
+            </wp:cNvGraphicFramePr>
+            <a:graphic xmlns:a="http://schemas.openxmlformats.org/drawingml/2006/main">
+              <a:graphicData uri="http://schemas.openxmlformats.org/drawingml/2006/picture">
+                <pic:pic xmlns:pic="http://schemas.openxmlformats.org/drawingml/2006/picture">
+                  <pic:nvPicPr>
+                    <pic:cNvPr id="230481294" name="Picture 230481294"/>
+                    <pic:cNvPicPr/>
+                  </pic:nvPicPr>
+                  <pic:blipFill>
+                    <a:blip r:embed="rId9">
+                      <a:extLst>
+                        <a:ext uri="{28A0092B-C50C-407E-A947-70E740481C1C}">
+                          <a14:useLocalDpi xmlns:a14="http://schemas.microsoft.com/office/drawing/2010/main" val="0"/>
+                        </a:ext>
+                      </a:extLst>
+                    </a:blip>
+                    <a:stretch>
+                      <a:fillRect/>
+                    </a:stretch>
+                  </pic:blipFill>
+                  <pic:spPr>
+                    <a:xfrm>
+                      <a:off x="0" y="0"/>
+                      <a:ext cx="5943600" cy="1268095"/>
+                    </a:xfrm>
+                    <a:prstGeom prst="rect">
+                      <a:avLst/>
+                    </a:prstGeom>
+                  </pic:spPr>
+                </pic:pic>
+              </a:graphicData>
+            </a:graphic>
+          </wp:inline>
+        </w:drawing>
+      </w:r>
+    </w:p>
     <w:sectPr>
       <w:pgSz w:w="12240" w:h="15840"/>
       <w:pgMar w:top="1440" w:right="1440" w:bottom="1440" w:left="1440" w:header="720" w:footer="720" w:gutter="0"/>
@@ -2281,7 +2873,6 @@
     <w:next w:val="Normal"/>
     <w:link w:val="Heading2Char"/>
     <w:uiPriority w:val="9"/>
-    <w:semiHidden/>
     <w:unhideWhenUsed/>
     <w:qFormat/>
     <w:rsid w:val="00FB03E9"/>
@@ -2498,7 +3089,6 @@
     <w:basedOn w:val="DefaultParagraphFont"/>
     <w:link w:val="Heading2"/>
     <w:uiPriority w:val="9"/>
-    <w:semiHidden/>
     <w:rsid w:val="00FB03E9"/>
     <w:rPr>
       <w:rFonts w:asciiTheme="majorHAnsi" w:eastAsiaTheme="majorEastAsia" w:hAnsiTheme="majorHAnsi" w:cstheme="majorBidi"/>
